--- a/New HSSE Management System 2026/06-Operations/01-000001-000000-DAN-HSE-MNR-000022__Jun_2026_REV01_Personal_Protective_Equipment.docx
+++ b/New HSSE Management System 2026/06-Operations/01-000001-000000-DAN-HSE-MNR-000022__Jun_2026_REV01_Personal_Protective_Equipment.docx
@@ -1238,28 +1238,740 @@
           <w:sz w:val="20"/>
           <w:szCs w:val="20"/>
         </w:rPr>
-        <w:t xml:space="preserve">Five-point PPE will be mandatory when on-site, this includes. Industrial Safety Helmet BS EN-397 or equivalent Industrial Safety Footwear EN ISO-20345 [protective toe, midsole, and ankle support] High Visibility Safety Clothing BS-EN-ISO-20471 - [Class-2 Construction / Class-3 Highways] Protective Safety Eye Protection BS EN-166/F Protective Safety Gloves EN-ISO-13996 / 13997</w:t>
-      </w:r>
-    </w:p>
-    <w:p>
-      <w:pPr>
-        <w:pStyle w:val="ListParagraph"/>
-        <w:numPr>
-          <w:ilvl w:val="0"/>
-          <w:numId w:val="2"/>
-        </w:numPr>
-        <w:spacing w:after="60" w:line="268"/>
-        <w:jc w:val="both"/>
-      </w:pPr>
-      <w:r>
-        <w:rPr>
-          <w:rFonts w:ascii="Tahoma" w:cs="Tahoma" w:eastAsia="Tahoma" w:hAnsi="Tahoma"/>
-          <w:sz w:val="20"/>
-          <w:szCs w:val="20"/>
-        </w:rPr>
-        <w:t xml:space="preserve">Task-specific PPE will be provided to individuals for unique hazards this includes: Respiratory Protective Equipment Dust, gases, vapor, and atmospheric hazards Eye / Face Protective Equipment Chemical, projectile, and radiation hazards Hearing Protective Equipment Noise Hand / Arm Protective Equipment Chemicals, vibration, extreme temperature, and electrical hazards</w:t>
-      </w:r>
-    </w:p>
+        <w:t xml:space="preserve">Five-point PPE will be mandatory when on-site, this includes.</w:t>
+      </w:r>
+    </w:p>
+    <w:tbl>
+      <w:tblPr>
+        <w:tblW w:type="dxa" w:w="9360"/>
+        <w:tblBorders>
+          <w:top w:val="single" w:color="auto" w:sz="4"/>
+          <w:left w:val="single" w:color="auto" w:sz="4"/>
+          <w:bottom w:val="single" w:color="auto" w:sz="4"/>
+          <w:right w:val="single" w:color="auto" w:sz="4"/>
+          <w:insideH w:val="single" w:color="auto" w:sz="4"/>
+          <w:insideV w:val="single" w:color="auto" w:sz="4"/>
+        </w:tblBorders>
+      </w:tblPr>
+      <w:tblGrid>
+        <w:gridCol w:w="3400"/>
+        <w:gridCol w:w="5960"/>
+      </w:tblGrid>
+      <w:tr>
+        <w:trPr>
+          <w:tblHeader/>
+        </w:trPr>
+        <w:tc>
+          <w:tcPr>
+            <w:tcW w:type="dxa" w:w="3400"/>
+            <w:tcBorders>
+              <w:top w:val="single" w:color="BFB3AA" w:sz="4"/>
+              <w:left w:val="single" w:color="BFB3AA" w:sz="4"/>
+              <w:bottom w:val="single" w:color="BFB3AA" w:sz="4"/>
+              <w:right w:val="single" w:color="BFB3AA" w:sz="4"/>
+            </w:tcBorders>
+            <w:shd w:fill="542A12" w:color="auto" w:val="clear"/>
+            <w:tcMar>
+              <w:top w:type="dxa" w:w="60"/>
+              <w:left w:type="dxa" w:w="120"/>
+              <w:bottom w:type="dxa" w:w="60"/>
+              <w:right w:type="dxa" w:w="120"/>
+            </w:tcMar>
+            <w:vAlign w:val="center"/>
+          </w:tcPr>
+          <w:p>
+            <w:r>
+              <w:rPr>
+                <w:rFonts w:ascii="Tahoma" w:cs="Tahoma" w:eastAsia="Tahoma" w:hAnsi="Tahoma"/>
+                <w:b/>
+                <w:bCs/>
+                <w:color w:val="FFFFFF"/>
+                <w:sz w:val="18"/>
+                <w:szCs w:val="18"/>
+              </w:rPr>
+              <w:t xml:space="preserve">Mandatory PPE (five-point)</w:t>
+            </w:r>
+          </w:p>
+        </w:tc>
+        <w:tc>
+          <w:tcPr>
+            <w:tcW w:type="dxa" w:w="5960"/>
+            <w:tcBorders>
+              <w:top w:val="single" w:color="BFB3AA" w:sz="4"/>
+              <w:left w:val="single" w:color="BFB3AA" w:sz="4"/>
+              <w:bottom w:val="single" w:color="BFB3AA" w:sz="4"/>
+              <w:right w:val="single" w:color="BFB3AA" w:sz="4"/>
+            </w:tcBorders>
+            <w:shd w:fill="542A12" w:color="auto" w:val="clear"/>
+            <w:tcMar>
+              <w:top w:type="dxa" w:w="60"/>
+              <w:left w:type="dxa" w:w="120"/>
+              <w:bottom w:type="dxa" w:w="60"/>
+              <w:right w:type="dxa" w:w="120"/>
+            </w:tcMar>
+            <w:vAlign w:val="center"/>
+          </w:tcPr>
+          <w:p>
+            <w:r>
+              <w:rPr>
+                <w:rFonts w:ascii="Tahoma" w:cs="Tahoma" w:eastAsia="Tahoma" w:hAnsi="Tahoma"/>
+                <w:b/>
+                <w:bCs/>
+                <w:color w:val="FFFFFF"/>
+                <w:sz w:val="18"/>
+                <w:szCs w:val="18"/>
+              </w:rPr>
+              <w:t xml:space="preserve">Standard</w:t>
+            </w:r>
+          </w:p>
+        </w:tc>
+      </w:tr>
+      <w:tr>
+        <w:tc>
+          <w:tcPr>
+            <w:tcW w:type="dxa" w:w="3400"/>
+            <w:tcBorders>
+              <w:top w:val="single" w:color="BFB3AA" w:sz="4"/>
+              <w:left w:val="single" w:color="BFB3AA" w:sz="4"/>
+              <w:bottom w:val="single" w:color="BFB3AA" w:sz="4"/>
+              <w:right w:val="single" w:color="BFB3AA" w:sz="4"/>
+            </w:tcBorders>
+            <w:tcMar>
+              <w:top w:type="dxa" w:w="60"/>
+              <w:left w:type="dxa" w:w="120"/>
+              <w:bottom w:type="dxa" w:w="60"/>
+              <w:right w:type="dxa" w:w="120"/>
+            </w:tcMar>
+            <w:vAlign w:val="center"/>
+          </w:tcPr>
+          <w:p>
+            <w:r>
+              <w:rPr>
+                <w:rFonts w:ascii="Tahoma" w:cs="Tahoma" w:eastAsia="Tahoma" w:hAnsi="Tahoma"/>
+                <w:color w:val="222222"/>
+                <w:sz w:val="18"/>
+                <w:szCs w:val="18"/>
+              </w:rPr>
+              <w:t xml:space="preserve">Industrial Safety Helmet</w:t>
+            </w:r>
+          </w:p>
+        </w:tc>
+        <w:tc>
+          <w:tcPr>
+            <w:tcW w:type="dxa" w:w="5960"/>
+            <w:tcBorders>
+              <w:top w:val="single" w:color="BFB3AA" w:sz="4"/>
+              <w:left w:val="single" w:color="BFB3AA" w:sz="4"/>
+              <w:bottom w:val="single" w:color="BFB3AA" w:sz="4"/>
+              <w:right w:val="single" w:color="BFB3AA" w:sz="4"/>
+            </w:tcBorders>
+            <w:tcMar>
+              <w:top w:type="dxa" w:w="60"/>
+              <w:left w:type="dxa" w:w="120"/>
+              <w:bottom w:type="dxa" w:w="60"/>
+              <w:right w:type="dxa" w:w="120"/>
+            </w:tcMar>
+            <w:vAlign w:val="center"/>
+          </w:tcPr>
+          <w:p>
+            <w:r>
+              <w:rPr>
+                <w:rFonts w:ascii="Tahoma" w:cs="Tahoma" w:eastAsia="Tahoma" w:hAnsi="Tahoma"/>
+                <w:color w:val="222222"/>
+                <w:sz w:val="18"/>
+                <w:szCs w:val="18"/>
+              </w:rPr>
+              <w:t xml:space="preserve">BS EN-397 or equivalent</w:t>
+            </w:r>
+          </w:p>
+        </w:tc>
+      </w:tr>
+      <w:tr>
+        <w:tc>
+          <w:tcPr>
+            <w:tcW w:type="dxa" w:w="3400"/>
+            <w:tcBorders>
+              <w:top w:val="single" w:color="BFB3AA" w:sz="4"/>
+              <w:left w:val="single" w:color="BFB3AA" w:sz="4"/>
+              <w:bottom w:val="single" w:color="BFB3AA" w:sz="4"/>
+              <w:right w:val="single" w:color="BFB3AA" w:sz="4"/>
+            </w:tcBorders>
+            <w:tcMar>
+              <w:top w:type="dxa" w:w="60"/>
+              <w:left w:type="dxa" w:w="120"/>
+              <w:bottom w:type="dxa" w:w="60"/>
+              <w:right w:type="dxa" w:w="120"/>
+            </w:tcMar>
+            <w:vAlign w:val="center"/>
+          </w:tcPr>
+          <w:p>
+            <w:r>
+              <w:rPr>
+                <w:rFonts w:ascii="Tahoma" w:cs="Tahoma" w:eastAsia="Tahoma" w:hAnsi="Tahoma"/>
+                <w:color w:val="222222"/>
+                <w:sz w:val="18"/>
+                <w:szCs w:val="18"/>
+              </w:rPr>
+              <w:t xml:space="preserve">Industrial Safety Footwear</w:t>
+            </w:r>
+          </w:p>
+        </w:tc>
+        <w:tc>
+          <w:tcPr>
+            <w:tcW w:type="dxa" w:w="5960"/>
+            <w:tcBorders>
+              <w:top w:val="single" w:color="BFB3AA" w:sz="4"/>
+              <w:left w:val="single" w:color="BFB3AA" w:sz="4"/>
+              <w:bottom w:val="single" w:color="BFB3AA" w:sz="4"/>
+              <w:right w:val="single" w:color="BFB3AA" w:sz="4"/>
+            </w:tcBorders>
+            <w:tcMar>
+              <w:top w:type="dxa" w:w="60"/>
+              <w:left w:type="dxa" w:w="120"/>
+              <w:bottom w:type="dxa" w:w="60"/>
+              <w:right w:type="dxa" w:w="120"/>
+            </w:tcMar>
+            <w:vAlign w:val="center"/>
+          </w:tcPr>
+          <w:p>
+            <w:r>
+              <w:rPr>
+                <w:rFonts w:ascii="Tahoma" w:cs="Tahoma" w:eastAsia="Tahoma" w:hAnsi="Tahoma"/>
+                <w:color w:val="222222"/>
+                <w:sz w:val="18"/>
+                <w:szCs w:val="18"/>
+              </w:rPr>
+              <w:t xml:space="preserve">EN ISO-20345 [protective toe, midsole, and ankle support]</w:t>
+            </w:r>
+          </w:p>
+        </w:tc>
+      </w:tr>
+      <w:tr>
+        <w:tc>
+          <w:tcPr>
+            <w:tcW w:type="dxa" w:w="3400"/>
+            <w:tcBorders>
+              <w:top w:val="single" w:color="BFB3AA" w:sz="4"/>
+              <w:left w:val="single" w:color="BFB3AA" w:sz="4"/>
+              <w:bottom w:val="single" w:color="BFB3AA" w:sz="4"/>
+              <w:right w:val="single" w:color="BFB3AA" w:sz="4"/>
+            </w:tcBorders>
+            <w:tcMar>
+              <w:top w:type="dxa" w:w="60"/>
+              <w:left w:type="dxa" w:w="120"/>
+              <w:bottom w:type="dxa" w:w="60"/>
+              <w:right w:type="dxa" w:w="120"/>
+            </w:tcMar>
+            <w:vAlign w:val="center"/>
+          </w:tcPr>
+          <w:p>
+            <w:r>
+              <w:rPr>
+                <w:rFonts w:ascii="Tahoma" w:cs="Tahoma" w:eastAsia="Tahoma" w:hAnsi="Tahoma"/>
+                <w:color w:val="222222"/>
+                <w:sz w:val="18"/>
+                <w:szCs w:val="18"/>
+              </w:rPr>
+              <w:t xml:space="preserve">High-Visibility Safety Clothing</w:t>
+            </w:r>
+          </w:p>
+        </w:tc>
+        <w:tc>
+          <w:tcPr>
+            <w:tcW w:type="dxa" w:w="5960"/>
+            <w:tcBorders>
+              <w:top w:val="single" w:color="BFB3AA" w:sz="4"/>
+              <w:left w:val="single" w:color="BFB3AA" w:sz="4"/>
+              <w:bottom w:val="single" w:color="BFB3AA" w:sz="4"/>
+              <w:right w:val="single" w:color="BFB3AA" w:sz="4"/>
+            </w:tcBorders>
+            <w:tcMar>
+              <w:top w:type="dxa" w:w="60"/>
+              <w:left w:type="dxa" w:w="120"/>
+              <w:bottom w:type="dxa" w:w="60"/>
+              <w:right w:type="dxa" w:w="120"/>
+            </w:tcMar>
+            <w:vAlign w:val="center"/>
+          </w:tcPr>
+          <w:p>
+            <w:r>
+              <w:rPr>
+                <w:rFonts w:ascii="Tahoma" w:cs="Tahoma" w:eastAsia="Tahoma" w:hAnsi="Tahoma"/>
+                <w:color w:val="222222"/>
+                <w:sz w:val="18"/>
+                <w:szCs w:val="18"/>
+              </w:rPr>
+              <w:t xml:space="preserve">BS-EN-ISO-20471 [Class-2 Construction / Class-3 Highways]</w:t>
+            </w:r>
+          </w:p>
+        </w:tc>
+      </w:tr>
+      <w:tr>
+        <w:tc>
+          <w:tcPr>
+            <w:tcW w:type="dxa" w:w="3400"/>
+            <w:tcBorders>
+              <w:top w:val="single" w:color="BFB3AA" w:sz="4"/>
+              <w:left w:val="single" w:color="BFB3AA" w:sz="4"/>
+              <w:bottom w:val="single" w:color="BFB3AA" w:sz="4"/>
+              <w:right w:val="single" w:color="BFB3AA" w:sz="4"/>
+            </w:tcBorders>
+            <w:tcMar>
+              <w:top w:type="dxa" w:w="60"/>
+              <w:left w:type="dxa" w:w="120"/>
+              <w:bottom w:type="dxa" w:w="60"/>
+              <w:right w:type="dxa" w:w="120"/>
+            </w:tcMar>
+            <w:vAlign w:val="center"/>
+          </w:tcPr>
+          <w:p>
+            <w:r>
+              <w:rPr>
+                <w:rFonts w:ascii="Tahoma" w:cs="Tahoma" w:eastAsia="Tahoma" w:hAnsi="Tahoma"/>
+                <w:color w:val="222222"/>
+                <w:sz w:val="18"/>
+                <w:szCs w:val="18"/>
+              </w:rPr>
+              <w:t xml:space="preserve">Protective Safety Eye Protection</w:t>
+            </w:r>
+          </w:p>
+        </w:tc>
+        <w:tc>
+          <w:tcPr>
+            <w:tcW w:type="dxa" w:w="5960"/>
+            <w:tcBorders>
+              <w:top w:val="single" w:color="BFB3AA" w:sz="4"/>
+              <w:left w:val="single" w:color="BFB3AA" w:sz="4"/>
+              <w:bottom w:val="single" w:color="BFB3AA" w:sz="4"/>
+              <w:right w:val="single" w:color="BFB3AA" w:sz="4"/>
+            </w:tcBorders>
+            <w:tcMar>
+              <w:top w:type="dxa" w:w="60"/>
+              <w:left w:type="dxa" w:w="120"/>
+              <w:bottom w:type="dxa" w:w="60"/>
+              <w:right w:type="dxa" w:w="120"/>
+            </w:tcMar>
+            <w:vAlign w:val="center"/>
+          </w:tcPr>
+          <w:p>
+            <w:r>
+              <w:rPr>
+                <w:rFonts w:ascii="Tahoma" w:cs="Tahoma" w:eastAsia="Tahoma" w:hAnsi="Tahoma"/>
+                <w:color w:val="222222"/>
+                <w:sz w:val="18"/>
+                <w:szCs w:val="18"/>
+              </w:rPr>
+              <w:t xml:space="preserve">BS EN-166/F</w:t>
+            </w:r>
+          </w:p>
+        </w:tc>
+      </w:tr>
+      <w:tr>
+        <w:tc>
+          <w:tcPr>
+            <w:tcW w:type="dxa" w:w="3400"/>
+            <w:tcBorders>
+              <w:top w:val="single" w:color="BFB3AA" w:sz="4"/>
+              <w:left w:val="single" w:color="BFB3AA" w:sz="4"/>
+              <w:bottom w:val="single" w:color="BFB3AA" w:sz="4"/>
+              <w:right w:val="single" w:color="BFB3AA" w:sz="4"/>
+            </w:tcBorders>
+            <w:tcMar>
+              <w:top w:type="dxa" w:w="60"/>
+              <w:left w:type="dxa" w:w="120"/>
+              <w:bottom w:type="dxa" w:w="60"/>
+              <w:right w:type="dxa" w:w="120"/>
+            </w:tcMar>
+            <w:vAlign w:val="center"/>
+          </w:tcPr>
+          <w:p>
+            <w:r>
+              <w:rPr>
+                <w:rFonts w:ascii="Tahoma" w:cs="Tahoma" w:eastAsia="Tahoma" w:hAnsi="Tahoma"/>
+                <w:color w:val="222222"/>
+                <w:sz w:val="18"/>
+                <w:szCs w:val="18"/>
+              </w:rPr>
+              <w:t xml:space="preserve">Protective Safety Gloves</w:t>
+            </w:r>
+          </w:p>
+        </w:tc>
+        <w:tc>
+          <w:tcPr>
+            <w:tcW w:type="dxa" w:w="5960"/>
+            <w:tcBorders>
+              <w:top w:val="single" w:color="BFB3AA" w:sz="4"/>
+              <w:left w:val="single" w:color="BFB3AA" w:sz="4"/>
+              <w:bottom w:val="single" w:color="BFB3AA" w:sz="4"/>
+              <w:right w:val="single" w:color="BFB3AA" w:sz="4"/>
+            </w:tcBorders>
+            <w:tcMar>
+              <w:top w:type="dxa" w:w="60"/>
+              <w:left w:type="dxa" w:w="120"/>
+              <w:bottom w:type="dxa" w:w="60"/>
+              <w:right w:type="dxa" w:w="120"/>
+            </w:tcMar>
+            <w:vAlign w:val="center"/>
+          </w:tcPr>
+          <w:p>
+            <w:r>
+              <w:rPr>
+                <w:rFonts w:ascii="Tahoma" w:cs="Tahoma" w:eastAsia="Tahoma" w:hAnsi="Tahoma"/>
+                <w:color w:val="222222"/>
+                <w:sz w:val="18"/>
+                <w:szCs w:val="18"/>
+              </w:rPr>
+              <w:t xml:space="preserve">EN-ISO-13996 / 13997</w:t>
+            </w:r>
+          </w:p>
+        </w:tc>
+      </w:tr>
+    </w:tbl>
+    <w:p>
+      <w:pPr>
+        <w:pStyle w:val="ListParagraph"/>
+        <w:numPr>
+          <w:ilvl w:val="0"/>
+          <w:numId w:val="2"/>
+        </w:numPr>
+        <w:spacing w:after="60" w:line="268"/>
+        <w:jc w:val="both"/>
+      </w:pPr>
+      <w:r>
+        <w:rPr>
+          <w:rFonts w:ascii="Tahoma" w:cs="Tahoma" w:eastAsia="Tahoma" w:hAnsi="Tahoma"/>
+          <w:sz w:val="20"/>
+          <w:szCs w:val="20"/>
+        </w:rPr>
+        <w:t xml:space="preserve">Task-specific PPE will be provided to individuals for unique hazards this includes:</w:t>
+      </w:r>
+    </w:p>
+    <w:tbl>
+      <w:tblPr>
+        <w:tblW w:type="dxa" w:w="9360"/>
+        <w:tblBorders>
+          <w:top w:val="single" w:color="auto" w:sz="4"/>
+          <w:left w:val="single" w:color="auto" w:sz="4"/>
+          <w:bottom w:val="single" w:color="auto" w:sz="4"/>
+          <w:right w:val="single" w:color="auto" w:sz="4"/>
+          <w:insideH w:val="single" w:color="auto" w:sz="4"/>
+          <w:insideV w:val="single" w:color="auto" w:sz="4"/>
+        </w:tblBorders>
+      </w:tblPr>
+      <w:tblGrid>
+        <w:gridCol w:w="3400"/>
+        <w:gridCol w:w="5960"/>
+      </w:tblGrid>
+      <w:tr>
+        <w:trPr>
+          <w:tblHeader/>
+        </w:trPr>
+        <w:tc>
+          <w:tcPr>
+            <w:tcW w:type="dxa" w:w="3400"/>
+            <w:tcBorders>
+              <w:top w:val="single" w:color="BFB3AA" w:sz="4"/>
+              <w:left w:val="single" w:color="BFB3AA" w:sz="4"/>
+              <w:bottom w:val="single" w:color="BFB3AA" w:sz="4"/>
+              <w:right w:val="single" w:color="BFB3AA" w:sz="4"/>
+            </w:tcBorders>
+            <w:shd w:fill="542A12" w:color="auto" w:val="clear"/>
+            <w:tcMar>
+              <w:top w:type="dxa" w:w="60"/>
+              <w:left w:type="dxa" w:w="120"/>
+              <w:bottom w:type="dxa" w:w="60"/>
+              <w:right w:type="dxa" w:w="120"/>
+            </w:tcMar>
+            <w:vAlign w:val="center"/>
+          </w:tcPr>
+          <w:p>
+            <w:r>
+              <w:rPr>
+                <w:rFonts w:ascii="Tahoma" w:cs="Tahoma" w:eastAsia="Tahoma" w:hAnsi="Tahoma"/>
+                <w:b/>
+                <w:bCs/>
+                <w:color w:val="FFFFFF"/>
+                <w:sz w:val="18"/>
+                <w:szCs w:val="18"/>
+              </w:rPr>
+              <w:t xml:space="preserve">Task-specific PPE</w:t>
+            </w:r>
+          </w:p>
+        </w:tc>
+        <w:tc>
+          <w:tcPr>
+            <w:tcW w:type="dxa" w:w="5960"/>
+            <w:tcBorders>
+              <w:top w:val="single" w:color="BFB3AA" w:sz="4"/>
+              <w:left w:val="single" w:color="BFB3AA" w:sz="4"/>
+              <w:bottom w:val="single" w:color="BFB3AA" w:sz="4"/>
+              <w:right w:val="single" w:color="BFB3AA" w:sz="4"/>
+            </w:tcBorders>
+            <w:shd w:fill="542A12" w:color="auto" w:val="clear"/>
+            <w:tcMar>
+              <w:top w:type="dxa" w:w="60"/>
+              <w:left w:type="dxa" w:w="120"/>
+              <w:bottom w:type="dxa" w:w="60"/>
+              <w:right w:type="dxa" w:w="120"/>
+            </w:tcMar>
+            <w:vAlign w:val="center"/>
+          </w:tcPr>
+          <w:p>
+            <w:r>
+              <w:rPr>
+                <w:rFonts w:ascii="Tahoma" w:cs="Tahoma" w:eastAsia="Tahoma" w:hAnsi="Tahoma"/>
+                <w:b/>
+                <w:bCs/>
+                <w:color w:val="FFFFFF"/>
+                <w:sz w:val="18"/>
+                <w:szCs w:val="18"/>
+              </w:rPr>
+              <w:t xml:space="preserve">Hazards addressed</w:t>
+            </w:r>
+          </w:p>
+        </w:tc>
+      </w:tr>
+      <w:tr>
+        <w:tc>
+          <w:tcPr>
+            <w:tcW w:type="dxa" w:w="3400"/>
+            <w:tcBorders>
+              <w:top w:val="single" w:color="BFB3AA" w:sz="4"/>
+              <w:left w:val="single" w:color="BFB3AA" w:sz="4"/>
+              <w:bottom w:val="single" w:color="BFB3AA" w:sz="4"/>
+              <w:right w:val="single" w:color="BFB3AA" w:sz="4"/>
+            </w:tcBorders>
+            <w:tcMar>
+              <w:top w:type="dxa" w:w="60"/>
+              <w:left w:type="dxa" w:w="120"/>
+              <w:bottom w:type="dxa" w:w="60"/>
+              <w:right w:type="dxa" w:w="120"/>
+            </w:tcMar>
+            <w:vAlign w:val="center"/>
+          </w:tcPr>
+          <w:p>
+            <w:r>
+              <w:rPr>
+                <w:rFonts w:ascii="Tahoma" w:cs="Tahoma" w:eastAsia="Tahoma" w:hAnsi="Tahoma"/>
+                <w:color w:val="222222"/>
+                <w:sz w:val="18"/>
+                <w:szCs w:val="18"/>
+              </w:rPr>
+              <w:t xml:space="preserve">Respiratory Protective Equipment</w:t>
+            </w:r>
+          </w:p>
+        </w:tc>
+        <w:tc>
+          <w:tcPr>
+            <w:tcW w:type="dxa" w:w="5960"/>
+            <w:tcBorders>
+              <w:top w:val="single" w:color="BFB3AA" w:sz="4"/>
+              <w:left w:val="single" w:color="BFB3AA" w:sz="4"/>
+              <w:bottom w:val="single" w:color="BFB3AA" w:sz="4"/>
+              <w:right w:val="single" w:color="BFB3AA" w:sz="4"/>
+            </w:tcBorders>
+            <w:tcMar>
+              <w:top w:type="dxa" w:w="60"/>
+              <w:left w:type="dxa" w:w="120"/>
+              <w:bottom w:type="dxa" w:w="60"/>
+              <w:right w:type="dxa" w:w="120"/>
+            </w:tcMar>
+            <w:vAlign w:val="center"/>
+          </w:tcPr>
+          <w:p>
+            <w:r>
+              <w:rPr>
+                <w:rFonts w:ascii="Tahoma" w:cs="Tahoma" w:eastAsia="Tahoma" w:hAnsi="Tahoma"/>
+                <w:color w:val="222222"/>
+                <w:sz w:val="18"/>
+                <w:szCs w:val="18"/>
+              </w:rPr>
+              <w:t xml:space="preserve">Dust, gases, vapor, and atmospheric hazards</w:t>
+            </w:r>
+          </w:p>
+        </w:tc>
+      </w:tr>
+      <w:tr>
+        <w:tc>
+          <w:tcPr>
+            <w:tcW w:type="dxa" w:w="3400"/>
+            <w:tcBorders>
+              <w:top w:val="single" w:color="BFB3AA" w:sz="4"/>
+              <w:left w:val="single" w:color="BFB3AA" w:sz="4"/>
+              <w:bottom w:val="single" w:color="BFB3AA" w:sz="4"/>
+              <w:right w:val="single" w:color="BFB3AA" w:sz="4"/>
+            </w:tcBorders>
+            <w:tcMar>
+              <w:top w:type="dxa" w:w="60"/>
+              <w:left w:type="dxa" w:w="120"/>
+              <w:bottom w:type="dxa" w:w="60"/>
+              <w:right w:type="dxa" w:w="120"/>
+            </w:tcMar>
+            <w:vAlign w:val="center"/>
+          </w:tcPr>
+          <w:p>
+            <w:r>
+              <w:rPr>
+                <w:rFonts w:ascii="Tahoma" w:cs="Tahoma" w:eastAsia="Tahoma" w:hAnsi="Tahoma"/>
+                <w:color w:val="222222"/>
+                <w:sz w:val="18"/>
+                <w:szCs w:val="18"/>
+              </w:rPr>
+              <w:t xml:space="preserve">Eye / Face Protective Equipment</w:t>
+            </w:r>
+          </w:p>
+        </w:tc>
+        <w:tc>
+          <w:tcPr>
+            <w:tcW w:type="dxa" w:w="5960"/>
+            <w:tcBorders>
+              <w:top w:val="single" w:color="BFB3AA" w:sz="4"/>
+              <w:left w:val="single" w:color="BFB3AA" w:sz="4"/>
+              <w:bottom w:val="single" w:color="BFB3AA" w:sz="4"/>
+              <w:right w:val="single" w:color="BFB3AA" w:sz="4"/>
+            </w:tcBorders>
+            <w:tcMar>
+              <w:top w:type="dxa" w:w="60"/>
+              <w:left w:type="dxa" w:w="120"/>
+              <w:bottom w:type="dxa" w:w="60"/>
+              <w:right w:type="dxa" w:w="120"/>
+            </w:tcMar>
+            <w:vAlign w:val="center"/>
+          </w:tcPr>
+          <w:p>
+            <w:r>
+              <w:rPr>
+                <w:rFonts w:ascii="Tahoma" w:cs="Tahoma" w:eastAsia="Tahoma" w:hAnsi="Tahoma"/>
+                <w:color w:val="222222"/>
+                <w:sz w:val="18"/>
+                <w:szCs w:val="18"/>
+              </w:rPr>
+              <w:t xml:space="preserve">Chemical, projectile, and radiation hazards</w:t>
+            </w:r>
+          </w:p>
+        </w:tc>
+      </w:tr>
+      <w:tr>
+        <w:tc>
+          <w:tcPr>
+            <w:tcW w:type="dxa" w:w="3400"/>
+            <w:tcBorders>
+              <w:top w:val="single" w:color="BFB3AA" w:sz="4"/>
+              <w:left w:val="single" w:color="BFB3AA" w:sz="4"/>
+              <w:bottom w:val="single" w:color="BFB3AA" w:sz="4"/>
+              <w:right w:val="single" w:color="BFB3AA" w:sz="4"/>
+            </w:tcBorders>
+            <w:tcMar>
+              <w:top w:type="dxa" w:w="60"/>
+              <w:left w:type="dxa" w:w="120"/>
+              <w:bottom w:type="dxa" w:w="60"/>
+              <w:right w:type="dxa" w:w="120"/>
+            </w:tcMar>
+            <w:vAlign w:val="center"/>
+          </w:tcPr>
+          <w:p>
+            <w:r>
+              <w:rPr>
+                <w:rFonts w:ascii="Tahoma" w:cs="Tahoma" w:eastAsia="Tahoma" w:hAnsi="Tahoma"/>
+                <w:color w:val="222222"/>
+                <w:sz w:val="18"/>
+                <w:szCs w:val="18"/>
+              </w:rPr>
+              <w:t xml:space="preserve">Hearing Protective Equipment</w:t>
+            </w:r>
+          </w:p>
+        </w:tc>
+        <w:tc>
+          <w:tcPr>
+            <w:tcW w:type="dxa" w:w="5960"/>
+            <w:tcBorders>
+              <w:top w:val="single" w:color="BFB3AA" w:sz="4"/>
+              <w:left w:val="single" w:color="BFB3AA" w:sz="4"/>
+              <w:bottom w:val="single" w:color="BFB3AA" w:sz="4"/>
+              <w:right w:val="single" w:color="BFB3AA" w:sz="4"/>
+            </w:tcBorders>
+            <w:tcMar>
+              <w:top w:type="dxa" w:w="60"/>
+              <w:left w:type="dxa" w:w="120"/>
+              <w:bottom w:type="dxa" w:w="60"/>
+              <w:right w:type="dxa" w:w="120"/>
+            </w:tcMar>
+            <w:vAlign w:val="center"/>
+          </w:tcPr>
+          <w:p>
+            <w:r>
+              <w:rPr>
+                <w:rFonts w:ascii="Tahoma" w:cs="Tahoma" w:eastAsia="Tahoma" w:hAnsi="Tahoma"/>
+                <w:color w:val="222222"/>
+                <w:sz w:val="18"/>
+                <w:szCs w:val="18"/>
+              </w:rPr>
+              <w:t xml:space="preserve">Noise</w:t>
+            </w:r>
+          </w:p>
+        </w:tc>
+      </w:tr>
+      <w:tr>
+        <w:tc>
+          <w:tcPr>
+            <w:tcW w:type="dxa" w:w="3400"/>
+            <w:tcBorders>
+              <w:top w:val="single" w:color="BFB3AA" w:sz="4"/>
+              <w:left w:val="single" w:color="BFB3AA" w:sz="4"/>
+              <w:bottom w:val="single" w:color="BFB3AA" w:sz="4"/>
+              <w:right w:val="single" w:color="BFB3AA" w:sz="4"/>
+            </w:tcBorders>
+            <w:tcMar>
+              <w:top w:type="dxa" w:w="60"/>
+              <w:left w:type="dxa" w:w="120"/>
+              <w:bottom w:type="dxa" w:w="60"/>
+              <w:right w:type="dxa" w:w="120"/>
+            </w:tcMar>
+            <w:vAlign w:val="center"/>
+          </w:tcPr>
+          <w:p>
+            <w:r>
+              <w:rPr>
+                <w:rFonts w:ascii="Tahoma" w:cs="Tahoma" w:eastAsia="Tahoma" w:hAnsi="Tahoma"/>
+                <w:color w:val="222222"/>
+                <w:sz w:val="18"/>
+                <w:szCs w:val="18"/>
+              </w:rPr>
+              <w:t xml:space="preserve">Hand / Arm Protective Equipment</w:t>
+            </w:r>
+          </w:p>
+        </w:tc>
+        <w:tc>
+          <w:tcPr>
+            <w:tcW w:type="dxa" w:w="5960"/>
+            <w:tcBorders>
+              <w:top w:val="single" w:color="BFB3AA" w:sz="4"/>
+              <w:left w:val="single" w:color="BFB3AA" w:sz="4"/>
+              <w:bottom w:val="single" w:color="BFB3AA" w:sz="4"/>
+              <w:right w:val="single" w:color="BFB3AA" w:sz="4"/>
+            </w:tcBorders>
+            <w:tcMar>
+              <w:top w:type="dxa" w:w="60"/>
+              <w:left w:type="dxa" w:w="120"/>
+              <w:bottom w:type="dxa" w:w="60"/>
+              <w:right w:type="dxa" w:w="120"/>
+            </w:tcMar>
+            <w:vAlign w:val="center"/>
+          </w:tcPr>
+          <w:p>
+            <w:r>
+              <w:rPr>
+                <w:rFonts w:ascii="Tahoma" w:cs="Tahoma" w:eastAsia="Tahoma" w:hAnsi="Tahoma"/>
+                <w:color w:val="222222"/>
+                <w:sz w:val="18"/>
+                <w:szCs w:val="18"/>
+              </w:rPr>
+              <w:t xml:space="preserve">Chemicals, vibration, extreme temperature, and electrical hazards</w:t>
+            </w:r>
+          </w:p>
+        </w:tc>
+      </w:tr>
+    </w:tbl>
     <w:p>
       <w:pPr>
         <w:pStyle w:val="ListParagraph"/>
